--- a/docs/design/Sources/LEDS-STD-EXP-001_Moteur_acteurs_exploration_v1.0.docx
+++ b/docs/design/Sources/LEDS-STD-EXP-001_Moteur_acteurs_exploration_v1.0.docx
@@ -1973,6 +1973,54 @@
     </w:p>
     <w:p>
       <w:pPr>
+        <w:spacing w:after="100"/>
+        <w:ind w:left="0" w:firstLine="0"/>
+      </w:pPr>
+      <w:r>
+        <w:rPr>
+          <w:rFonts w:ascii="Georgia" w:hAnsi="Georgia"/>
+          <w:b w:val="0"/>
+          <w:i w:val="0"/>
+          <w:color w:val="1C2027"/>
+          <w:sz w:val="21"/>
+        </w:rPr>
+        <w:t>Pour le pathfinding du joueur uniquement, une case de PNJ neutre est praticable</w:t>
+      </w:r>
+    </w:p>
+    <w:p>
+      <w:pPr>
+        <w:spacing w:after="100"/>
+        <w:ind w:left="0" w:firstLine="0"/>
+      </w:pPr>
+      <w:r>
+        <w:rPr>
+          <w:rFonts w:ascii="Georgia" w:hAnsi="Georgia"/>
+          <w:b w:val="0"/>
+          <w:i w:val="0"/>
+          <w:color w:val="1C2027"/>
+          <w:sz w:val="21"/>
+        </w:rPr>
+        <w:t>en transit mais reste interdite comme destination finale. Les PNJ continuent de</w:t>
+      </w:r>
+    </w:p>
+    <w:p>
+      <w:pPr>
+        <w:spacing w:after="100"/>
+        <w:ind w:left="0" w:firstLine="0"/>
+      </w:pPr>
+      <w:r>
+        <w:rPr>
+          <w:rFonts w:ascii="Georgia" w:hAnsi="Georgia"/>
+          <w:b w:val="0"/>
+          <w:i w:val="0"/>
+          <w:color w:val="1C2027"/>
+          <w:sz w:val="21"/>
+        </w:rPr>
+        <w:t>se bloquer mutuellement durant leurs propres ticks.</w:t>
+      </w:r>
+    </w:p>
+    <w:p>
+      <w:pPr>
         <w:keepNext/>
         <w:spacing w:before="200" w:after="100"/>
       </w:pPr>
@@ -2557,6 +2605,230 @@
     </w:p>
     <w:p>
       <w:pPr>
+        <w:keepNext/>
+        <w:spacing w:before="200" w:after="100"/>
+      </w:pPr>
+      <w:r>
+        <w:rPr>
+          <w:rFonts w:ascii="Georgia" w:hAnsi="Georgia"/>
+          <w:b/>
+          <w:i w:val="0"/>
+          <w:color w:val="525C6C"/>
+          <w:sz w:val="26"/>
+        </w:rPr>
+        <w:t>Interaction et dialogue d'un PNJ physique</w:t>
+      </w:r>
+    </w:p>
+    <w:p>
+      <w:pPr>
+        <w:spacing w:after="100"/>
+        <w:ind w:left="317" w:hanging="202"/>
+      </w:pPr>
+      <w:r>
+        <w:rPr>
+          <w:rFonts w:ascii="Georgia" w:hAnsi="Georgia"/>
+          <w:b/>
+          <w:i w:val="0"/>
+          <w:color w:val="525C6C"/>
+          <w:sz w:val="20"/>
+        </w:rPr>
+        <w:t xml:space="preserve">—  </w:t>
+      </w:r>
+      <w:r>
+        <w:rPr>
+          <w:rFonts w:ascii="Consolas" w:hAnsi="Consolas"/>
+          <w:b w:val="0"/>
+          <w:i w:val="0"/>
+          <w:color w:val="1C2027"/>
+          <w:sz w:val="19"/>
+        </w:rPr>
+        <w:t>POST .../npcs/{roomNpcId}/interact</w:t>
+      </w:r>
+      <w:r>
+        <w:rPr>
+          <w:rFonts w:ascii="Georgia" w:hAnsi="Georgia"/>
+          <w:b w:val="0"/>
+          <w:i w:val="0"/>
+          <w:color w:val="1C2027"/>
+          <w:sz w:val="21"/>
+        </w:rPr>
+        <w:t xml:space="preserve"> vérifie l'adjacence, applique les règles</w:t>
+      </w:r>
+    </w:p>
+    <w:p>
+      <w:pPr>
+        <w:spacing w:after="100"/>
+        <w:ind w:left="0" w:firstLine="0"/>
+      </w:pPr>
+      <w:r>
+        <w:rPr>
+          <w:rFonts w:ascii="Georgia" w:hAnsi="Georgia"/>
+          <w:b w:val="0"/>
+          <w:i w:val="0"/>
+          <w:color w:val="1C2027"/>
+          <w:sz w:val="21"/>
+        </w:rPr>
+        <w:t>locales, initialise la relation de run et renvoie le premier</w:t>
+      </w:r>
+    </w:p>
+    <w:p>
+      <w:pPr>
+        <w:spacing w:after="100"/>
+        <w:ind w:left="0" w:firstLine="0"/>
+      </w:pPr>
+      <w:r>
+        <w:rPr>
+          <w:rFonts w:ascii="Consolas" w:hAnsi="Consolas"/>
+          <w:b w:val="0"/>
+          <w:i w:val="0"/>
+          <w:color w:val="1C2027"/>
+          <w:sz w:val="19"/>
+        </w:rPr>
+        <w:t>NpcDialogueViewDto</w:t>
+      </w:r>
+      <w:r>
+        <w:rPr>
+          <w:rFonts w:ascii="Georgia" w:hAnsi="Georgia"/>
+          <w:b w:val="0"/>
+          <w:i w:val="0"/>
+          <w:color w:val="1C2027"/>
+          <w:sz w:val="21"/>
+        </w:rPr>
+        <w:t xml:space="preserve"> issu du Catalogue.</w:t>
+      </w:r>
+    </w:p>
+    <w:p>
+      <w:pPr>
+        <w:spacing w:after="100"/>
+        <w:ind w:left="317" w:hanging="202"/>
+      </w:pPr>
+      <w:r>
+        <w:rPr>
+          <w:rFonts w:ascii="Georgia" w:hAnsi="Georgia"/>
+          <w:b/>
+          <w:i w:val="0"/>
+          <w:color w:val="525C6C"/>
+          <w:sz w:val="20"/>
+        </w:rPr>
+        <w:t xml:space="preserve">—  </w:t>
+      </w:r>
+      <w:r>
+        <w:rPr>
+          <w:rFonts w:ascii="Consolas" w:hAnsi="Consolas"/>
+          <w:b w:val="0"/>
+          <w:i w:val="0"/>
+          <w:color w:val="1C2027"/>
+          <w:sz w:val="19"/>
+        </w:rPr>
+        <w:t>POST .../npcs/{roomNpcId}/dialogue/choices</w:t>
+      </w:r>
+      <w:r>
+        <w:rPr>
+          <w:rFonts w:ascii="Georgia" w:hAnsi="Georgia"/>
+          <w:b w:val="0"/>
+          <w:i w:val="0"/>
+          <w:color w:val="1C2027"/>
+          <w:sz w:val="21"/>
+        </w:rPr>
+        <w:t xml:space="preserve"> applique un choix au graphe actif</w:t>
+      </w:r>
+    </w:p>
+    <w:p>
+      <w:pPr>
+        <w:spacing w:after="100"/>
+        <w:ind w:left="0" w:firstLine="0"/>
+      </w:pPr>
+      <w:r>
+        <w:rPr>
+          <w:rFonts w:ascii="Georgia" w:hAnsi="Georgia"/>
+          <w:b w:val="0"/>
+          <w:i w:val="0"/>
+          <w:color w:val="1C2027"/>
+          <w:sz w:val="21"/>
+        </w:rPr>
+        <w:t xml:space="preserve">sans exiger de </w:t>
+      </w:r>
+      <w:r>
+        <w:rPr>
+          <w:rFonts w:ascii="Consolas" w:hAnsi="Consolas"/>
+          <w:b w:val="0"/>
+          <w:i w:val="0"/>
+          <w:color w:val="1C2027"/>
+          <w:sz w:val="19"/>
+        </w:rPr>
+        <w:t>MapNode</w:t>
+      </w:r>
+      <w:r>
+        <w:rPr>
+          <w:rFonts w:ascii="Georgia" w:hAnsi="Georgia"/>
+          <w:b w:val="0"/>
+          <w:i w:val="0"/>
+          <w:color w:val="1C2027"/>
+          <w:sz w:val="21"/>
+        </w:rPr>
+        <w:t xml:space="preserve"> d'événement, puis renvoie le nœud suivant ou la fin</w:t>
+      </w:r>
+    </w:p>
+    <w:p>
+      <w:pPr>
+        <w:spacing w:after="100"/>
+        <w:ind w:left="0" w:firstLine="0"/>
+      </w:pPr>
+      <w:r>
+        <w:rPr>
+          <w:rFonts w:ascii="Georgia" w:hAnsi="Georgia"/>
+          <w:b w:val="0"/>
+          <w:i w:val="0"/>
+          <w:color w:val="1C2027"/>
+          <w:sz w:val="21"/>
+        </w:rPr>
+        <w:t>de la rencontre.</w:t>
+      </w:r>
+    </w:p>
+    <w:p>
+      <w:pPr>
+        <w:spacing w:after="100"/>
+        <w:ind w:left="317" w:hanging="202"/>
+      </w:pPr>
+      <w:r>
+        <w:rPr>
+          <w:rFonts w:ascii="Georgia" w:hAnsi="Georgia"/>
+          <w:b/>
+          <w:i w:val="0"/>
+          <w:color w:val="525C6C"/>
+          <w:sz w:val="20"/>
+        </w:rPr>
+        <w:t xml:space="preserve">—  </w:t>
+      </w:r>
+      <w:r>
+        <w:rPr>
+          <w:rFonts w:ascii="Georgia" w:hAnsi="Georgia"/>
+          <w:b w:val="0"/>
+          <w:i w:val="0"/>
+          <w:color w:val="1C2027"/>
+          <w:sz w:val="21"/>
+        </w:rPr>
+        <w:t>Un PNJ sans définition Catalog conserve le retour protocolaire local et ne</w:t>
+      </w:r>
+    </w:p>
+    <w:p>
+      <w:pPr>
+        <w:spacing w:after="100"/>
+        <w:ind w:left="0" w:firstLine="0"/>
+      </w:pPr>
+      <w:r>
+        <w:rPr>
+          <w:rFonts w:ascii="Georgia" w:hAnsi="Georgia"/>
+          <w:b w:val="0"/>
+          <w:i w:val="0"/>
+          <w:color w:val="1C2027"/>
+          <w:sz w:val="21"/>
+        </w:rPr>
+        <w:t>fabrique aucun dialogue artificiel.</w:t>
+      </w:r>
+    </w:p>
+    <w:p>
+      <w:pPr>
         <w:spacing w:before="280" w:after="80"/>
       </w:pPr>
       <w:r>
@@ -2774,7 +3046,7 @@
           <w:color w:val="1C2027"/>
           <w:sz w:val="21"/>
         </w:rPr>
-        <w:t>cours.</w:t>
+        <w:t>cours. La cadence nominale est de 1 800 ms.</w:t>
       </w:r>
     </w:p>
     <w:p>
@@ -2898,7 +3170,7 @@
           <w:color w:val="1C2027"/>
           <w:sz w:val="21"/>
         </w:rPr>
-        <w:t>sur 240 ms, avec 45 ms de décalage entre acteurs.</w:t>
+        <w:t>sur 420 ms, avec 70 ms de décalage entre acteurs.</w:t>
       </w:r>
     </w:p>
     <w:p>
@@ -3849,6 +4121,58 @@
     </w:p>
     <w:p>
       <w:pPr>
+        <w:spacing w:after="100"/>
+        <w:ind w:left="317" w:hanging="202"/>
+      </w:pPr>
+      <w:r>
+        <w:rPr>
+          <w:rFonts w:ascii="Georgia" w:hAnsi="Georgia"/>
+          <w:b/>
+          <w:i w:val="0"/>
+          <w:color w:val="525C6C"/>
+          <w:sz w:val="20"/>
+        </w:rPr>
+        <w:t xml:space="preserve">—  </w:t>
+      </w:r>
+      <w:r>
+        <w:rPr>
+          <w:rFonts w:ascii="Georgia" w:hAnsi="Georgia"/>
+          <w:b w:val="0"/>
+          <w:i w:val="0"/>
+          <w:color w:val="1C2027"/>
+          <w:sz w:val="21"/>
+        </w:rPr>
+        <w:t>interaction physique renvoyant le dialogue Catalog ;</w:t>
+      </w:r>
+    </w:p>
+    <w:p>
+      <w:pPr>
+        <w:spacing w:after="100"/>
+        <w:ind w:left="317" w:hanging="202"/>
+      </w:pPr>
+      <w:r>
+        <w:rPr>
+          <w:rFonts w:ascii="Georgia" w:hAnsi="Georgia"/>
+          <w:b/>
+          <w:i w:val="0"/>
+          <w:color w:val="525C6C"/>
+          <w:sz w:val="20"/>
+        </w:rPr>
+        <w:t xml:space="preserve">—  </w:t>
+      </w:r>
+      <w:r>
+        <w:rPr>
+          <w:rFonts w:ascii="Georgia" w:hAnsi="Georgia"/>
+          <w:b w:val="0"/>
+          <w:i w:val="0"/>
+          <w:color w:val="1C2027"/>
+          <w:sz w:val="21"/>
+        </w:rPr>
+        <w:t>choix de dialogue physique résolu sans nœud d'événement.</w:t>
+      </w:r>
+    </w:p>
+    <w:p>
+      <w:pPr>
         <w:keepNext/>
         <w:spacing w:before="200" w:after="100"/>
       </w:pPr>
@@ -3939,6 +4263,58 @@
           <w:sz w:val="21"/>
         </w:rPr>
         <w:t>clic adjacent sur PNJ ;</w:t>
+      </w:r>
+    </w:p>
+    <w:p>
+      <w:pPr>
+        <w:spacing w:after="100"/>
+        <w:ind w:left="317" w:hanging="202"/>
+      </w:pPr>
+      <w:r>
+        <w:rPr>
+          <w:rFonts w:ascii="Georgia" w:hAnsi="Georgia"/>
+          <w:b/>
+          <w:i w:val="0"/>
+          <w:color w:val="525C6C"/>
+          <w:sz w:val="20"/>
+        </w:rPr>
+        <w:t xml:space="preserve">—  </w:t>
+      </w:r>
+      <w:r>
+        <w:rPr>
+          <w:rFonts w:ascii="Georgia" w:hAnsi="Georgia"/>
+          <w:b w:val="0"/>
+          <w:i w:val="0"/>
+          <w:color w:val="1C2027"/>
+          <w:sz w:val="21"/>
+        </w:rPr>
+        <w:t>ouverture du dialogue Catalog et choix via l'API du PNJ physique ;</w:t>
+      </w:r>
+    </w:p>
+    <w:p>
+      <w:pPr>
+        <w:spacing w:after="100"/>
+        <w:ind w:left="317" w:hanging="202"/>
+      </w:pPr>
+      <w:r>
+        <w:rPr>
+          <w:rFonts w:ascii="Georgia" w:hAnsi="Georgia"/>
+          <w:b/>
+          <w:i w:val="0"/>
+          <w:color w:val="525C6C"/>
+          <w:sz w:val="20"/>
+        </w:rPr>
+        <w:t xml:space="preserve">—  </w:t>
+      </w:r>
+      <w:r>
+        <w:rPr>
+          <w:rFonts w:ascii="Georgia" w:hAnsi="Georgia"/>
+          <w:b w:val="0"/>
+          <w:i w:val="0"/>
+          <w:color w:val="1C2027"/>
+          <w:sz w:val="21"/>
+        </w:rPr>
+        <w:t>trajet possible à travers une case de PNJ non choisie comme destination ;</w:t>
       </w:r>
     </w:p>
     <w:p>
